--- a/report/专业综合工程实践设计报告.docx
+++ b/report/专业综合工程实践设计报告.docx
@@ -305,7 +305,7 @@
           <w:color w:val="000000"/>
           <w:sz w:val="24"/>
         </w:rPr>
-        <w:t>系统基于 FastAPI、PostgreSQL（pgvector）、Redis 与 DeepSeek 大模型实现。在自建的 110 条评测集上进行了四组消融实验，结果表明完整混合检索管线（BM25 + 向量 + RRF + Reranker）在 top-1 命中率（76.36%）、MRR（0.8026）与 nDCG@5（0.8150）三项指标上均达最优，验证了混合检索与精排策略的有效性；RAGAS 生成质量评测表明回答具备良好的忠实度与相关性。多轮对话测试表明系统能够正确完成指代消解，端到端功能测试全部通过。</w:t>
+        <w:t>系统基于 FastAPI、PostgreSQL（pgvector）、Redis 与 DeepSeek 大模型实现。在自建的 110 条评测集上进行了四组消融与查询增强实验，结果表明完整混合检索管线（BM25 + 向量 + RRF + Reranker）在 top-1 命中率（74.55%）、MRR（0.7889）与 nDCG@5（0.8026）三项指标上均达最优，LLM 查询改写进一步将复杂查询 top-1 提升约 9 个百分点，验证了混合检索与查询增强策略的有效性；RAGAS 生成质量评测表明回答具备良好的忠实度与相关性。多轮对话测试表明系统能够正确完成指代消解，端到端功能测试全部通过。</w:t>
       </w:r>
     </w:p>
     <w:p>
@@ -703,7 +703,7 @@
           <w:color w:val="000000"/>
           <w:sz w:val="24"/>
         </w:rPr>
-        <w:t>建立检索评测体系：构建 110 条评测集与 385 分片知识库，开展 BM25-only / 向量-only / BM25+向量 / 完整+Reranker 四组消融实验，并接入 RAGAS 评测生成质量。</w:t>
+        <w:t>建立检索评测体系：构建 110 条评测集与 402 分片知识库（含真实公开语料），开展四组消融与查询增强（改写 / HyDE）消融实验，并接入 RAGAS 评测生成质量与检索性能基准。</w:t>
       </w:r>
     </w:p>
     <w:p>
@@ -9218,7 +9218,7 @@
           <w:color w:val="000000"/>
           <w:sz w:val="28"/>
         </w:rPr>
-        <w:t>7.3 检索性能评测（四组消融）</w:t>
+        <w:t>7.3 检索性能评测（四组消融 + 查询增强）</w:t>
       </w:r>
     </w:p>
     <w:p>
@@ -9234,7 +9234,7 @@
           <w:color w:val="000000"/>
           <w:sz w:val="24"/>
         </w:rPr>
-        <w:t>为量化评估检索质量，系统构建了 110 条评测集，覆盖基线直配、同义改写、跨语言、多主题干扰、反向否定五类难度（各 22 条），每条记录期望关键词（库内 chunk 的真实子串）。知识库扩充至 385 个分片、17 份文档，覆盖智能客服、工业物联网、信息安全、人力资源、数据仓库、向量数据库、推荐系统、财务、IT 运维、数据合规等 10 个互不相关领域，制造检索干扰。评测指标包括 top-k 命中率、MRR（平均倒数排名）与 nDCG@5（归一化折损累计增益，二值相关性）。为验证各组件贡献，开展 BM25-only、向量-only、BM25+向量、完整+Reranker 四组消融实验，汇总指标如下表所示。</w:t>
+        <w:t>为量化评估检索质量，系统构建了 110 条评测集，覆盖基线直配、同义改写、跨语言、多主题干扰、反向否定五类难度（各 22 条），每条记录期望关键词（库内 chunk 的真实子串）。知识库扩充至 402 个分片、22 份文档，覆盖智能客服、工业物联网、信息安全、人力资源、数据仓库、向量数据库、推荐系统、财务、IT 运维、数据合规等合成多主题文档，并混合 pgvector、LangChain、FastAPI 等真实公开文档片段，制造检索干扰。评测指标包括 top-k 命中率、MRR（平均倒数排名）与 nDCG@5（归一化折损累计增益，二值相关性）。为验证各组件贡献，开展 BM25-only、向量-only、BM25+向量、完整+Reranker 四组消融实验，汇总指标如下表所示。</w:t>
       </w:r>
     </w:p>
     <w:tbl>
@@ -9397,7 +9397,7 @@
                 <w:color w:val="000000"/>
                 <w:sz w:val="21"/>
               </w:rPr>
-              <w:t>72.73%</w:t>
+              <w:t>70.91%</w:t>
             </w:r>
           </w:p>
         </w:tc>
@@ -9418,7 +9418,7 @@
                 <w:color w:val="000000"/>
                 <w:sz w:val="21"/>
               </w:rPr>
-              <w:t>74.55%</w:t>
+              <w:t>72.73%</w:t>
             </w:r>
           </w:p>
         </w:tc>
@@ -9460,7 +9460,7 @@
                 <w:color w:val="000000"/>
                 <w:sz w:val="21"/>
               </w:rPr>
-              <w:t>76.36%</w:t>
+              <w:t>74.55%</w:t>
             </w:r>
           </w:p>
         </w:tc>
@@ -9546,7 +9546,7 @@
                 <w:color w:val="000000"/>
                 <w:sz w:val="21"/>
               </w:rPr>
-              <w:t>83.64%</w:t>
+              <w:t>81.82%</w:t>
             </w:r>
           </w:p>
         </w:tc>
@@ -9567,7 +9567,7 @@
                 <w:color w:val="000000"/>
                 <w:sz w:val="21"/>
               </w:rPr>
-              <w:t>83.64%</w:t>
+              <w:t>82.73%</w:t>
             </w:r>
           </w:p>
         </w:tc>
@@ -9674,7 +9674,7 @@
                 <w:color w:val="000000"/>
                 <w:sz w:val="21"/>
               </w:rPr>
-              <w:t>85.45%</w:t>
+              <w:t>84.55%</w:t>
             </w:r>
           </w:p>
         </w:tc>
@@ -9718,7 +9718,7 @@
                 <w:color w:val="000000"/>
                 <w:sz w:val="21"/>
               </w:rPr>
-              <w:t>0.7462</w:t>
+              <w:t>0.7371</w:t>
             </w:r>
           </w:p>
         </w:tc>
@@ -9739,7 +9739,7 @@
                 <w:color w:val="000000"/>
                 <w:sz w:val="21"/>
               </w:rPr>
-              <w:t>0.7871</w:t>
+              <w:t>0.7780</w:t>
             </w:r>
           </w:p>
         </w:tc>
@@ -9760,7 +9760,7 @@
                 <w:color w:val="000000"/>
                 <w:sz w:val="21"/>
               </w:rPr>
-              <w:t>0.7708</w:t>
+              <w:t>0.7632</w:t>
             </w:r>
           </w:p>
         </w:tc>
@@ -9781,7 +9781,7 @@
                 <w:color w:val="000000"/>
                 <w:sz w:val="21"/>
               </w:rPr>
-              <w:t>0.8026</w:t>
+              <w:t>0.7889</w:t>
             </w:r>
           </w:p>
         </w:tc>
@@ -9825,7 +9825,7 @@
                 <w:color w:val="000000"/>
                 <w:sz w:val="21"/>
               </w:rPr>
-              <w:t>0.7529</w:t>
+              <w:t>0.7462</w:t>
             </w:r>
           </w:p>
         </w:tc>
@@ -9846,7 +9846,7 @@
                 <w:color w:val="000000"/>
                 <w:sz w:val="21"/>
               </w:rPr>
-              <w:t>0.7991</w:t>
+              <w:t>0.7924</w:t>
             </w:r>
           </w:p>
         </w:tc>
@@ -9867,7 +9867,7 @@
                 <w:color w:val="000000"/>
                 <w:sz w:val="21"/>
               </w:rPr>
-              <w:t>0.7989</w:t>
+              <w:t>0.7943</w:t>
             </w:r>
           </w:p>
         </w:tc>
@@ -9888,7 +9888,7 @@
                 <w:color w:val="000000"/>
                 <w:sz w:val="21"/>
               </w:rPr>
-              <w:t>0.8150</w:t>
+              <w:t>0.8026</w:t>
             </w:r>
           </w:p>
         </w:tc>
@@ -9989,6 +9989,573 @@
     </w:p>
     <w:p>
       <w:pPr>
+        <w:spacing w:before="0" w:after="120" w:line="360" w:lineRule="auto"/>
+        <w:ind w:firstLine="480"/>
+      </w:pPr>
+      <w:r>
+        <w:rPr>
+          <w:rFonts w:ascii="Times New Roman" w:hAnsi="Times New Roman" w:eastAsia="宋体"/>
+          <w:b w:val="0"/>
+          <w:i w:val="0"/>
+          <w:color w:val="000000"/>
+          <w:sz w:val="24"/>
+        </w:rPr>
+        <w:t>为进一步提升复杂查询的检索效果，在完整管线的查询侧加入两类增强：LLM 查询改写（将原始问题改写为多个语义变体分别检索后 RRF 合并）与 HyDE（生成假设回答文档、以其向量替代原始查询向量做检索）。三者在完整管线上的对比结果如下表所示。</w:t>
+      </w:r>
+    </w:p>
+    <w:tbl>
+      <w:tblPr>
+        <w:tblStyle w:val="TableGrid"/>
+        <w:tblW w:type="auto" w:w="0"/>
+        <w:jc w:val="center"/>
+        <w:tblLook w:firstColumn="1" w:firstRow="1" w:lastColumn="0" w:lastRow="0" w:noHBand="0" w:noVBand="1" w:val="04A0"/>
+      </w:tblPr>
+      <w:tblGrid>
+        <w:gridCol w:w="2160"/>
+        <w:gridCol w:w="2160"/>
+        <w:gridCol w:w="2160"/>
+        <w:gridCol w:w="2160"/>
+      </w:tblGrid>
+      <w:tr>
+        <w:tc>
+          <w:tcPr>
+            <w:tcW w:type="dxa" w:w="3628"/>
+          </w:tcPr>
+          <w:p>
+            <w:pPr>
+              <w:jc w:val="center"/>
+            </w:pPr>
+            <w:r/>
+            <w:r>
+              <w:rPr>
+                <w:rFonts w:ascii="Times New Roman" w:hAnsi="Times New Roman" w:eastAsia="黑体"/>
+                <w:b/>
+                <w:i w:val="0"/>
+                <w:color w:val="000000"/>
+                <w:sz w:val="21"/>
+              </w:rPr>
+              <w:t>指标</w:t>
+            </w:r>
+          </w:p>
+        </w:tc>
+        <w:tc>
+          <w:tcPr>
+            <w:tcW w:type="dxa" w:w="1701"/>
+          </w:tcPr>
+          <w:p>
+            <w:pPr>
+              <w:jc w:val="center"/>
+            </w:pPr>
+            <w:r/>
+            <w:r>
+              <w:rPr>
+                <w:rFonts w:ascii="Times New Roman" w:hAnsi="Times New Roman" w:eastAsia="黑体"/>
+                <w:b/>
+                <w:i w:val="0"/>
+                <w:color w:val="000000"/>
+                <w:sz w:val="21"/>
+              </w:rPr>
+              <w:t>baseline</w:t>
+            </w:r>
+          </w:p>
+        </w:tc>
+        <w:tc>
+          <w:tcPr>
+            <w:tcW w:type="dxa" w:w="1701"/>
+          </w:tcPr>
+          <w:p>
+            <w:pPr>
+              <w:jc w:val="center"/>
+            </w:pPr>
+            <w:r/>
+            <w:r>
+              <w:rPr>
+                <w:rFonts w:ascii="Times New Roman" w:hAnsi="Times New Roman" w:eastAsia="黑体"/>
+                <w:b/>
+                <w:i w:val="0"/>
+                <w:color w:val="000000"/>
+                <w:sz w:val="21"/>
+              </w:rPr>
+              <w:t>+查询改写</w:t>
+            </w:r>
+          </w:p>
+        </w:tc>
+        <w:tc>
+          <w:tcPr>
+            <w:tcW w:type="dxa" w:w="1701"/>
+          </w:tcPr>
+          <w:p>
+            <w:pPr>
+              <w:jc w:val="center"/>
+            </w:pPr>
+            <w:r/>
+            <w:r>
+              <w:rPr>
+                <w:rFonts w:ascii="Times New Roman" w:hAnsi="Times New Roman" w:eastAsia="黑体"/>
+                <w:b/>
+                <w:i w:val="0"/>
+                <w:color w:val="000000"/>
+                <w:sz w:val="21"/>
+              </w:rPr>
+              <w:t>+HyDE</w:t>
+            </w:r>
+          </w:p>
+        </w:tc>
+      </w:tr>
+      <w:tr>
+        <w:tc>
+          <w:tcPr>
+            <w:tcW w:type="dxa" w:w="3628"/>
+          </w:tcPr>
+          <w:p>
+            <w:pPr>
+              <w:jc w:val="left"/>
+            </w:pPr>
+            <w:r/>
+            <w:r>
+              <w:rPr>
+                <w:rFonts w:ascii="Times New Roman" w:hAnsi="Times New Roman" w:eastAsia="宋体"/>
+                <w:b w:val="0"/>
+                <w:i w:val="0"/>
+                <w:color w:val="000000"/>
+                <w:sz w:val="21"/>
+              </w:rPr>
+              <w:t>top-1 命中率（全量）</w:t>
+            </w:r>
+          </w:p>
+        </w:tc>
+        <w:tc>
+          <w:tcPr>
+            <w:tcW w:type="dxa" w:w="1701"/>
+          </w:tcPr>
+          <w:p>
+            <w:pPr>
+              <w:jc w:val="center"/>
+            </w:pPr>
+            <w:r/>
+            <w:r>
+              <w:rPr>
+                <w:rFonts w:ascii="Times New Roman" w:hAnsi="Times New Roman" w:eastAsia="宋体"/>
+                <w:b w:val="0"/>
+                <w:i w:val="0"/>
+                <w:color w:val="000000"/>
+                <w:sz w:val="21"/>
+              </w:rPr>
+              <w:t>74.55%</w:t>
+            </w:r>
+          </w:p>
+        </w:tc>
+        <w:tc>
+          <w:tcPr>
+            <w:tcW w:type="dxa" w:w="1701"/>
+          </w:tcPr>
+          <w:p>
+            <w:pPr>
+              <w:jc w:val="center"/>
+            </w:pPr>
+            <w:r/>
+            <w:r>
+              <w:rPr>
+                <w:rFonts w:ascii="Times New Roman" w:hAnsi="Times New Roman" w:eastAsia="宋体"/>
+                <w:b w:val="0"/>
+                <w:i w:val="0"/>
+                <w:color w:val="000000"/>
+                <w:sz w:val="21"/>
+              </w:rPr>
+              <w:t>80.00%</w:t>
+            </w:r>
+          </w:p>
+        </w:tc>
+        <w:tc>
+          <w:tcPr>
+            <w:tcW w:type="dxa" w:w="1701"/>
+          </w:tcPr>
+          <w:p>
+            <w:pPr>
+              <w:jc w:val="center"/>
+            </w:pPr>
+            <w:r/>
+            <w:r>
+              <w:rPr>
+                <w:rFonts w:ascii="Times New Roman" w:hAnsi="Times New Roman" w:eastAsia="宋体"/>
+                <w:b w:val="0"/>
+                <w:i w:val="0"/>
+                <w:color w:val="000000"/>
+                <w:sz w:val="21"/>
+              </w:rPr>
+              <w:t>74.55%</w:t>
+            </w:r>
+          </w:p>
+        </w:tc>
+      </w:tr>
+      <w:tr>
+        <w:tc>
+          <w:tcPr>
+            <w:tcW w:type="dxa" w:w="3628"/>
+          </w:tcPr>
+          <w:p>
+            <w:pPr>
+              <w:jc w:val="left"/>
+            </w:pPr>
+            <w:r/>
+            <w:r>
+              <w:rPr>
+                <w:rFonts w:ascii="Times New Roman" w:hAnsi="Times New Roman" w:eastAsia="宋体"/>
+                <w:b w:val="0"/>
+                <w:i w:val="0"/>
+                <w:color w:val="000000"/>
+                <w:sz w:val="21"/>
+              </w:rPr>
+              <w:t>MRR（全量）</w:t>
+            </w:r>
+          </w:p>
+        </w:tc>
+        <w:tc>
+          <w:tcPr>
+            <w:tcW w:type="dxa" w:w="1701"/>
+          </w:tcPr>
+          <w:p>
+            <w:pPr>
+              <w:jc w:val="center"/>
+            </w:pPr>
+            <w:r/>
+            <w:r>
+              <w:rPr>
+                <w:rFonts w:ascii="Times New Roman" w:hAnsi="Times New Roman" w:eastAsia="宋体"/>
+                <w:b w:val="0"/>
+                <w:i w:val="0"/>
+                <w:color w:val="000000"/>
+                <w:sz w:val="21"/>
+              </w:rPr>
+              <w:t>0.7889</w:t>
+            </w:r>
+          </w:p>
+        </w:tc>
+        <w:tc>
+          <w:tcPr>
+            <w:tcW w:type="dxa" w:w="1701"/>
+          </w:tcPr>
+          <w:p>
+            <w:pPr>
+              <w:jc w:val="center"/>
+            </w:pPr>
+            <w:r/>
+            <w:r>
+              <w:rPr>
+                <w:rFonts w:ascii="Times New Roman" w:hAnsi="Times New Roman" w:eastAsia="宋体"/>
+                <w:b w:val="0"/>
+                <w:i w:val="0"/>
+                <w:color w:val="000000"/>
+                <w:sz w:val="21"/>
+              </w:rPr>
+              <w:t>0.8321</w:t>
+            </w:r>
+          </w:p>
+        </w:tc>
+        <w:tc>
+          <w:tcPr>
+            <w:tcW w:type="dxa" w:w="1701"/>
+          </w:tcPr>
+          <w:p>
+            <w:pPr>
+              <w:jc w:val="center"/>
+            </w:pPr>
+            <w:r/>
+            <w:r>
+              <w:rPr>
+                <w:rFonts w:ascii="Times New Roman" w:hAnsi="Times New Roman" w:eastAsia="宋体"/>
+                <w:b w:val="0"/>
+                <w:i w:val="0"/>
+                <w:color w:val="000000"/>
+                <w:sz w:val="21"/>
+              </w:rPr>
+              <w:t>0.7870</w:t>
+            </w:r>
+          </w:p>
+        </w:tc>
+      </w:tr>
+      <w:tr>
+        <w:tc>
+          <w:tcPr>
+            <w:tcW w:type="dxa" w:w="3628"/>
+          </w:tcPr>
+          <w:p>
+            <w:pPr>
+              <w:jc w:val="left"/>
+            </w:pPr>
+            <w:r/>
+            <w:r>
+              <w:rPr>
+                <w:rFonts w:ascii="Times New Roman" w:hAnsi="Times New Roman" w:eastAsia="宋体"/>
+                <w:b w:val="0"/>
+                <w:i w:val="0"/>
+                <w:color w:val="000000"/>
+                <w:sz w:val="21"/>
+              </w:rPr>
+              <w:t>nDCG@5（全量）</w:t>
+            </w:r>
+          </w:p>
+        </w:tc>
+        <w:tc>
+          <w:tcPr>
+            <w:tcW w:type="dxa" w:w="1701"/>
+          </w:tcPr>
+          <w:p>
+            <w:pPr>
+              <w:jc w:val="center"/>
+            </w:pPr>
+            <w:r/>
+            <w:r>
+              <w:rPr>
+                <w:rFonts w:ascii="Times New Roman" w:hAnsi="Times New Roman" w:eastAsia="宋体"/>
+                <w:b w:val="0"/>
+                <w:i w:val="0"/>
+                <w:color w:val="000000"/>
+                <w:sz w:val="21"/>
+              </w:rPr>
+              <w:t>0.8026</w:t>
+            </w:r>
+          </w:p>
+        </w:tc>
+        <w:tc>
+          <w:tcPr>
+            <w:tcW w:type="dxa" w:w="1701"/>
+          </w:tcPr>
+          <w:p>
+            <w:pPr>
+              <w:jc w:val="center"/>
+            </w:pPr>
+            <w:r/>
+            <w:r>
+              <w:rPr>
+                <w:rFonts w:ascii="Times New Roman" w:hAnsi="Times New Roman" w:eastAsia="宋体"/>
+                <w:b w:val="0"/>
+                <w:i w:val="0"/>
+                <w:color w:val="000000"/>
+                <w:sz w:val="21"/>
+              </w:rPr>
+              <w:t>0.8446</w:t>
+            </w:r>
+          </w:p>
+        </w:tc>
+        <w:tc>
+          <w:tcPr>
+            <w:tcW w:type="dxa" w:w="1701"/>
+          </w:tcPr>
+          <w:p>
+            <w:pPr>
+              <w:jc w:val="center"/>
+            </w:pPr>
+            <w:r/>
+            <w:r>
+              <w:rPr>
+                <w:rFonts w:ascii="Times New Roman" w:hAnsi="Times New Roman" w:eastAsia="宋体"/>
+                <w:b w:val="0"/>
+                <w:i w:val="0"/>
+                <w:color w:val="000000"/>
+                <w:sz w:val="21"/>
+              </w:rPr>
+              <w:t>0.8031</w:t>
+            </w:r>
+          </w:p>
+        </w:tc>
+      </w:tr>
+      <w:tr>
+        <w:tc>
+          <w:tcPr>
+            <w:tcW w:type="dxa" w:w="3628"/>
+          </w:tcPr>
+          <w:p>
+            <w:pPr>
+              <w:jc w:val="left"/>
+            </w:pPr>
+            <w:r/>
+            <w:r>
+              <w:rPr>
+                <w:rFonts w:ascii="Times New Roman" w:hAnsi="Times New Roman" w:eastAsia="宋体"/>
+                <w:b w:val="0"/>
+                <w:i w:val="0"/>
+                <w:color w:val="000000"/>
+                <w:sz w:val="21"/>
+              </w:rPr>
+              <w:t>top-1（复杂查询 66 条）</w:t>
+            </w:r>
+          </w:p>
+        </w:tc>
+        <w:tc>
+          <w:tcPr>
+            <w:tcW w:type="dxa" w:w="1701"/>
+          </w:tcPr>
+          <w:p>
+            <w:pPr>
+              <w:jc w:val="center"/>
+            </w:pPr>
+            <w:r/>
+            <w:r>
+              <w:rPr>
+                <w:rFonts w:ascii="Times New Roman" w:hAnsi="Times New Roman" w:eastAsia="宋体"/>
+                <w:b w:val="0"/>
+                <w:i w:val="0"/>
+                <w:color w:val="000000"/>
+                <w:sz w:val="21"/>
+              </w:rPr>
+              <w:t>62.12%</w:t>
+            </w:r>
+          </w:p>
+        </w:tc>
+        <w:tc>
+          <w:tcPr>
+            <w:tcW w:type="dxa" w:w="1701"/>
+          </w:tcPr>
+          <w:p>
+            <w:pPr>
+              <w:jc w:val="center"/>
+            </w:pPr>
+            <w:r/>
+            <w:r>
+              <w:rPr>
+                <w:rFonts w:ascii="Times New Roman" w:hAnsi="Times New Roman" w:eastAsia="宋体"/>
+                <w:b w:val="0"/>
+                <w:i w:val="0"/>
+                <w:color w:val="000000"/>
+                <w:sz w:val="21"/>
+              </w:rPr>
+              <w:t>71.21%</w:t>
+            </w:r>
+          </w:p>
+        </w:tc>
+        <w:tc>
+          <w:tcPr>
+            <w:tcW w:type="dxa" w:w="1701"/>
+          </w:tcPr>
+          <w:p>
+            <w:pPr>
+              <w:jc w:val="center"/>
+            </w:pPr>
+            <w:r/>
+            <w:r>
+              <w:rPr>
+                <w:rFonts w:ascii="Times New Roman" w:hAnsi="Times New Roman" w:eastAsia="宋体"/>
+                <w:b w:val="0"/>
+                <w:i w:val="0"/>
+                <w:color w:val="000000"/>
+                <w:sz w:val="21"/>
+              </w:rPr>
+              <w:t>63.64%</w:t>
+            </w:r>
+          </w:p>
+        </w:tc>
+      </w:tr>
+      <w:tr>
+        <w:tc>
+          <w:tcPr>
+            <w:tcW w:type="dxa" w:w="3628"/>
+          </w:tcPr>
+          <w:p>
+            <w:pPr>
+              <w:jc w:val="left"/>
+            </w:pPr>
+            <w:r/>
+            <w:r>
+              <w:rPr>
+                <w:rFonts w:ascii="Times New Roman" w:hAnsi="Times New Roman" w:eastAsia="宋体"/>
+                <w:b w:val="0"/>
+                <w:i w:val="0"/>
+                <w:color w:val="000000"/>
+                <w:sz w:val="21"/>
+              </w:rPr>
+              <w:t>nDCG@5（复杂查询 66 条）</w:t>
+            </w:r>
+          </w:p>
+        </w:tc>
+        <w:tc>
+          <w:tcPr>
+            <w:tcW w:type="dxa" w:w="1701"/>
+          </w:tcPr>
+          <w:p>
+            <w:pPr>
+              <w:jc w:val="center"/>
+            </w:pPr>
+            <w:r/>
+            <w:r>
+              <w:rPr>
+                <w:rFonts w:ascii="Times New Roman" w:hAnsi="Times New Roman" w:eastAsia="宋体"/>
+                <w:b w:val="0"/>
+                <w:i w:val="0"/>
+                <w:color w:val="000000"/>
+                <w:sz w:val="21"/>
+              </w:rPr>
+              <w:t>0.7022</w:t>
+            </w:r>
+          </w:p>
+        </w:tc>
+        <w:tc>
+          <w:tcPr>
+            <w:tcW w:type="dxa" w:w="1701"/>
+          </w:tcPr>
+          <w:p>
+            <w:pPr>
+              <w:jc w:val="center"/>
+            </w:pPr>
+            <w:r/>
+            <w:r>
+              <w:rPr>
+                <w:rFonts w:ascii="Times New Roman" w:hAnsi="Times New Roman" w:eastAsia="宋体"/>
+                <w:b w:val="0"/>
+                <w:i w:val="0"/>
+                <w:color w:val="000000"/>
+                <w:sz w:val="21"/>
+              </w:rPr>
+              <w:t>0.7710</w:t>
+            </w:r>
+          </w:p>
+        </w:tc>
+        <w:tc>
+          <w:tcPr>
+            <w:tcW w:type="dxa" w:w="1701"/>
+          </w:tcPr>
+          <w:p>
+            <w:pPr>
+              <w:jc w:val="center"/>
+            </w:pPr>
+            <w:r/>
+            <w:r>
+              <w:rPr>
+                <w:rFonts w:ascii="Times New Roman" w:hAnsi="Times New Roman" w:eastAsia="宋体"/>
+                <w:b w:val="0"/>
+                <w:i w:val="0"/>
+                <w:color w:val="000000"/>
+                <w:sz w:val="21"/>
+              </w:rPr>
+              <w:t>0.7106</w:t>
+            </w:r>
+          </w:p>
+        </w:tc>
+      </w:tr>
+    </w:tbl>
+    <w:p>
+      <w:pPr>
+        <w:spacing w:after="80"/>
+      </w:pPr>
+    </w:p>
+    <w:p>
+      <w:pPr>
+        <w:spacing w:before="0" w:after="120" w:line="360" w:lineRule="auto"/>
+        <w:ind w:firstLine="480"/>
+      </w:pPr>
+      <w:r>
+        <w:rPr>
+          <w:rFonts w:ascii="Times New Roman" w:hAnsi="Times New Roman" w:eastAsia="宋体"/>
+          <w:b w:val="0"/>
+          <w:i w:val="0"/>
+          <w:color w:val="000000"/>
+          <w:sz w:val="24"/>
+        </w:rPr>
+        <w:t>结果表明：查询改写显著提升复杂查询（多主题干扰、跨语言、反向否定）的检索效果，复杂查询子集上 top-1 由 62.12% 提升至 71.21%（+9.09 个百分点）、nDCG@5 由 0.7022 提升至 0.7710，说明改写产生的多路召回能更充分地覆盖问题语义；HyDE 在本语料上与 baseline 基本持平，作为对照如实呈现。</w:t>
+      </w:r>
+    </w:p>
+    <w:p>
+      <w:pPr>
         <w:spacing w:before="240" w:after="160" w:line="312" w:lineRule="auto"/>
         <w:jc w:val="left"/>
         <w:outlineLvl w:val="1"/>
@@ -10001,7 +10568,349 @@
           <w:color w:val="000000"/>
           <w:sz w:val="28"/>
         </w:rPr>
-        <w:t>7.4 中文分词对比</w:t>
+        <w:t>7.4 检索性能基准</w:t>
+      </w:r>
+    </w:p>
+    <w:p>
+      <w:pPr>
+        <w:spacing w:before="0" w:after="120" w:line="360" w:lineRule="auto"/>
+        <w:ind w:firstLine="480"/>
+      </w:pPr>
+      <w:r>
+        <w:rPr>
+          <w:rFonts w:ascii="Times New Roman" w:hAnsi="Times New Roman" w:eastAsia="宋体"/>
+          <w:b w:val="0"/>
+          <w:i w:val="0"/>
+          <w:color w:val="000000"/>
+          <w:sz w:val="24"/>
+        </w:rPr>
+        <w:t>为评估检索的实时性与吞吐能力，对 30 条采样查询做端到端延迟与分阶段耗时测量（CPU 推理、top-5），结果如下表所示。</w:t>
+      </w:r>
+    </w:p>
+    <w:tbl>
+      <w:tblPr>
+        <w:tblStyle w:val="TableGrid"/>
+        <w:tblW w:type="auto" w:w="0"/>
+        <w:jc w:val="center"/>
+        <w:tblLook w:firstColumn="1" w:firstRow="1" w:lastColumn="0" w:lastRow="0" w:noHBand="0" w:noVBand="1" w:val="04A0"/>
+      </w:tblPr>
+      <w:tblGrid>
+        <w:gridCol w:w="2160"/>
+        <w:gridCol w:w="2160"/>
+        <w:gridCol w:w="2160"/>
+        <w:gridCol w:w="2160"/>
+      </w:tblGrid>
+      <w:tr>
+        <w:tc>
+          <w:tcPr>
+            <w:tcW w:type="dxa" w:w="2268"/>
+          </w:tcPr>
+          <w:p>
+            <w:pPr>
+              <w:jc w:val="center"/>
+            </w:pPr>
+            <w:r/>
+            <w:r>
+              <w:rPr>
+                <w:rFonts w:ascii="Times New Roman" w:hAnsi="Times New Roman" w:eastAsia="黑体"/>
+                <w:b/>
+                <w:i w:val="0"/>
+                <w:color w:val="000000"/>
+                <w:sz w:val="21"/>
+              </w:rPr>
+              <w:t>配置</w:t>
+            </w:r>
+          </w:p>
+        </w:tc>
+        <w:tc>
+          <w:tcPr>
+            <w:tcW w:type="dxa" w:w="2154"/>
+          </w:tcPr>
+          <w:p>
+            <w:pPr>
+              <w:jc w:val="center"/>
+            </w:pPr>
+            <w:r/>
+            <w:r>
+              <w:rPr>
+                <w:rFonts w:ascii="Times New Roman" w:hAnsi="Times New Roman" w:eastAsia="黑体"/>
+                <w:b/>
+                <w:i w:val="0"/>
+                <w:color w:val="000000"/>
+                <w:sz w:val="21"/>
+              </w:rPr>
+              <w:t>P50</w:t>
+            </w:r>
+          </w:p>
+        </w:tc>
+        <w:tc>
+          <w:tcPr>
+            <w:tcW w:type="dxa" w:w="2154"/>
+          </w:tcPr>
+          <w:p>
+            <w:pPr>
+              <w:jc w:val="center"/>
+            </w:pPr>
+            <w:r/>
+            <w:r>
+              <w:rPr>
+                <w:rFonts w:ascii="Times New Roman" w:hAnsi="Times New Roman" w:eastAsia="黑体"/>
+                <w:b/>
+                <w:i w:val="0"/>
+                <w:color w:val="000000"/>
+                <w:sz w:val="21"/>
+              </w:rPr>
+              <w:t>P95</w:t>
+            </w:r>
+          </w:p>
+        </w:tc>
+        <w:tc>
+          <w:tcPr>
+            <w:tcW w:type="dxa" w:w="2268"/>
+          </w:tcPr>
+          <w:p>
+            <w:pPr>
+              <w:jc w:val="center"/>
+            </w:pPr>
+            <w:r/>
+            <w:r>
+              <w:rPr>
+                <w:rFonts w:ascii="Times New Roman" w:hAnsi="Times New Roman" w:eastAsia="黑体"/>
+                <w:b/>
+                <w:i w:val="0"/>
+                <w:color w:val="000000"/>
+                <w:sz w:val="21"/>
+              </w:rPr>
+              <w:t>均值</w:t>
+            </w:r>
+          </w:p>
+        </w:tc>
+      </w:tr>
+      <w:tr>
+        <w:tc>
+          <w:tcPr>
+            <w:tcW w:type="dxa" w:w="2268"/>
+          </w:tcPr>
+          <w:p>
+            <w:pPr>
+              <w:jc w:val="left"/>
+            </w:pPr>
+            <w:r/>
+            <w:r>
+              <w:rPr>
+                <w:rFonts w:ascii="Times New Roman" w:hAnsi="Times New Roman" w:eastAsia="宋体"/>
+                <w:b w:val="0"/>
+                <w:i w:val="0"/>
+                <w:color w:val="000000"/>
+                <w:sz w:val="21"/>
+              </w:rPr>
+              <w:t>Reranker OFF</w:t>
+            </w:r>
+          </w:p>
+        </w:tc>
+        <w:tc>
+          <w:tcPr>
+            <w:tcW w:type="dxa" w:w="2154"/>
+          </w:tcPr>
+          <w:p>
+            <w:pPr>
+              <w:jc w:val="center"/>
+            </w:pPr>
+            <w:r/>
+            <w:r>
+              <w:rPr>
+                <w:rFonts w:ascii="Times New Roman" w:hAnsi="Times New Roman" w:eastAsia="宋体"/>
+                <w:b w:val="0"/>
+                <w:i w:val="0"/>
+                <w:color w:val="000000"/>
+                <w:sz w:val="21"/>
+              </w:rPr>
+              <w:t>51.60ms</w:t>
+            </w:r>
+          </w:p>
+        </w:tc>
+        <w:tc>
+          <w:tcPr>
+            <w:tcW w:type="dxa" w:w="2154"/>
+          </w:tcPr>
+          <w:p>
+            <w:pPr>
+              <w:jc w:val="center"/>
+            </w:pPr>
+            <w:r/>
+            <w:r>
+              <w:rPr>
+                <w:rFonts w:ascii="Times New Roman" w:hAnsi="Times New Roman" w:eastAsia="宋体"/>
+                <w:b w:val="0"/>
+                <w:i w:val="0"/>
+                <w:color w:val="000000"/>
+                <w:sz w:val="21"/>
+              </w:rPr>
+              <w:t>54.26ms</w:t>
+            </w:r>
+          </w:p>
+        </w:tc>
+        <w:tc>
+          <w:tcPr>
+            <w:tcW w:type="dxa" w:w="2268"/>
+          </w:tcPr>
+          <w:p>
+            <w:pPr>
+              <w:jc w:val="center"/>
+            </w:pPr>
+            <w:r/>
+            <w:r>
+              <w:rPr>
+                <w:rFonts w:ascii="Times New Roman" w:hAnsi="Times New Roman" w:eastAsia="宋体"/>
+                <w:b w:val="0"/>
+                <w:i w:val="0"/>
+                <w:color w:val="000000"/>
+                <w:sz w:val="21"/>
+              </w:rPr>
+              <w:t>54.42ms</w:t>
+            </w:r>
+          </w:p>
+        </w:tc>
+      </w:tr>
+      <w:tr>
+        <w:tc>
+          <w:tcPr>
+            <w:tcW w:type="dxa" w:w="2268"/>
+          </w:tcPr>
+          <w:p>
+            <w:pPr>
+              <w:jc w:val="left"/>
+            </w:pPr>
+            <w:r/>
+            <w:r>
+              <w:rPr>
+                <w:rFonts w:ascii="Times New Roman" w:hAnsi="Times New Roman" w:eastAsia="宋体"/>
+                <w:b w:val="0"/>
+                <w:i w:val="0"/>
+                <w:color w:val="000000"/>
+                <w:sz w:val="21"/>
+              </w:rPr>
+              <w:t>Reranker ON</w:t>
+            </w:r>
+          </w:p>
+        </w:tc>
+        <w:tc>
+          <w:tcPr>
+            <w:tcW w:type="dxa" w:w="2154"/>
+          </w:tcPr>
+          <w:p>
+            <w:pPr>
+              <w:jc w:val="center"/>
+            </w:pPr>
+            <w:r/>
+            <w:r>
+              <w:rPr>
+                <w:rFonts w:ascii="Times New Roman" w:hAnsi="Times New Roman" w:eastAsia="宋体"/>
+                <w:b w:val="0"/>
+                <w:i w:val="0"/>
+                <w:color w:val="000000"/>
+                <w:sz w:val="21"/>
+              </w:rPr>
+              <w:t>1362.92ms</w:t>
+            </w:r>
+          </w:p>
+        </w:tc>
+        <w:tc>
+          <w:tcPr>
+            <w:tcW w:type="dxa" w:w="2154"/>
+          </w:tcPr>
+          <w:p>
+            <w:pPr>
+              <w:jc w:val="center"/>
+            </w:pPr>
+            <w:r/>
+            <w:r>
+              <w:rPr>
+                <w:rFonts w:ascii="Times New Roman" w:hAnsi="Times New Roman" w:eastAsia="宋体"/>
+                <w:b w:val="0"/>
+                <w:i w:val="0"/>
+                <w:color w:val="000000"/>
+                <w:sz w:val="21"/>
+              </w:rPr>
+              <w:t>1680.06ms</w:t>
+            </w:r>
+          </w:p>
+        </w:tc>
+        <w:tc>
+          <w:tcPr>
+            <w:tcW w:type="dxa" w:w="2268"/>
+          </w:tcPr>
+          <w:p>
+            <w:pPr>
+              <w:jc w:val="center"/>
+            </w:pPr>
+            <w:r/>
+            <w:r>
+              <w:rPr>
+                <w:rFonts w:ascii="Times New Roman" w:hAnsi="Times New Roman" w:eastAsia="宋体"/>
+                <w:b w:val="0"/>
+                <w:i w:val="0"/>
+                <w:color w:val="000000"/>
+                <w:sz w:val="21"/>
+              </w:rPr>
+              <w:t>1460.17ms</w:t>
+            </w:r>
+          </w:p>
+        </w:tc>
+      </w:tr>
+    </w:tbl>
+    <w:p>
+      <w:pPr>
+        <w:spacing w:after="80"/>
+      </w:pPr>
+    </w:p>
+    <w:p>
+      <w:pPr>
+        <w:spacing w:before="0" w:after="120" w:line="360" w:lineRule="auto"/>
+        <w:ind w:firstLine="480"/>
+      </w:pPr>
+      <w:r>
+        <w:rPr>
+          <w:rFonts w:ascii="Times New Roman" w:hAnsi="Times New Roman" w:eastAsia="宋体"/>
+          <w:b w:val="0"/>
+          <w:i w:val="0"/>
+          <w:color w:val="000000"/>
+          <w:sz w:val="24"/>
+        </w:rPr>
+        <w:t>分阶段耗时（Reranker OFF）显示：向量检索（pgvector）占 93.3%（约 48ms），BM25 稀疏检索仅 0.29ms，验证了倒排索引剪枝的高效性。Reranker 精排是端到端延迟的绝对瓶颈，约占 90%（单次约 1.31 秒），这是「以延迟换首位精度」的又一体现；并发吞吐（1/4/8）为 0.52 / 0.76 / 0.80 queries/s，受 CPU 推理并行度限制。</w:t>
+      </w:r>
+    </w:p>
+    <w:p>
+      <w:pPr>
+        <w:spacing w:before="0" w:after="120" w:line="360" w:lineRule="auto"/>
+        <w:ind w:firstLine="480"/>
+      </w:pPr>
+      <w:r>
+        <w:rPr>
+          <w:rFonts w:ascii="Times New Roman" w:hAnsi="Times New Roman" w:eastAsia="宋体"/>
+          <w:b w:val="0"/>
+          <w:i w:val="0"/>
+          <w:color w:val="000000"/>
+          <w:sz w:val="24"/>
+        </w:rPr>
+        <w:t>此外，针对 BM25 索引维护做了全量重建与增量更新的耗时对比：385 分片全量重建约 52.93ms，而增量新增 49 个分片仅 7.54ms、增量删除 0.37ms，且增量耗时与语料总量无关，验证了增量更新对大规模知识库的必要性。</w:t>
+      </w:r>
+    </w:p>
+    <w:p>
+      <w:pPr>
+        <w:spacing w:before="240" w:after="160" w:line="312" w:lineRule="auto"/>
+        <w:jc w:val="left"/>
+        <w:outlineLvl w:val="1"/>
+      </w:pPr>
+      <w:r>
+        <w:rPr>
+          <w:rFonts w:ascii="Times New Roman" w:hAnsi="Times New Roman" w:eastAsia="黑体"/>
+          <w:b/>
+          <w:i w:val="0"/>
+          <w:color w:val="000000"/>
+          <w:sz w:val="28"/>
+        </w:rPr>
+        <w:t>7.5 中文分词对比</w:t>
       </w:r>
     </w:p>
     <w:p>
@@ -10034,7 +10943,7 @@
           <w:color w:val="000000"/>
           <w:sz w:val="28"/>
         </w:rPr>
-        <w:t>7.5 生成质量评测（RAGAS）</w:t>
+        <w:t>7.6 生成质量评测（RAGAS）</w:t>
       </w:r>
     </w:p>
     <w:p>
@@ -10050,7 +10959,7 @@
           <w:color w:val="000000"/>
           <w:sz w:val="24"/>
         </w:rPr>
-        <w:t>为评估端到端生成质量，接入 RAGAS 框架，采用 LLM-as-judge 对真实问答样本评测四项指标：忠实度（faithfulness，回答是否忠于检索上下文）、回答相关性（answer_relevancy）、上下文精确率（context_precision）与上下文召回率（context_recall）。评测结果如下表所示。</w:t>
+        <w:t>为评估端到端生成质量，接入 RAGAS 框架，采用 LLM-as-judge 对 44 条真实问答样本评测四项指标：忠实度（faithfulness，回答是否忠于检索上下文）、回答相关性（answer_relevancy）、上下文精确率（context_precision）与上下文召回率（context_recall）。评测结果如下表所示。</w:t>
       </w:r>
     </w:p>
     <w:tbl>
@@ -10169,7 +11078,7 @@
                 <w:color w:val="000000"/>
                 <w:sz w:val="21"/>
               </w:rPr>
-              <w:t>0.7455</w:t>
+              <w:t>0.6924</w:t>
             </w:r>
           </w:p>
         </w:tc>
@@ -10234,7 +11143,7 @@
                 <w:color w:val="000000"/>
                 <w:sz w:val="21"/>
               </w:rPr>
-              <w:t>0.6341</w:t>
+              <w:t>0.6156</w:t>
             </w:r>
           </w:p>
         </w:tc>
@@ -10299,7 +11208,7 @@
                 <w:color w:val="000000"/>
                 <w:sz w:val="21"/>
               </w:rPr>
-              <w:t>0.8371</w:t>
+              <w:t>0.7853</w:t>
             </w:r>
           </w:p>
         </w:tc>
@@ -10364,7 +11273,7 @@
                 <w:color w:val="000000"/>
                 <w:sz w:val="21"/>
               </w:rPr>
-              <w:t>0.8636</w:t>
+              <w:t>0.8409</w:t>
             </w:r>
           </w:p>
         </w:tc>
@@ -10409,7 +11318,7 @@
           <w:color w:val="000000"/>
           <w:sz w:val="24"/>
         </w:rPr>
-        <w:t>faithfulness 为 0.75，表明生成的回答整体忠于检索上下文、无编造；answer_relevancy 为 0.63，随查询难度上升（同义改写、跨语言、多主题干扰等难例）而有所下降，符合预期；context_precision（0.84）与 context_recall（0.86）表明检索上下文具备良好的覆盖与排序质量，且在不同难度样本上呈现合理区分度。</w:t>
+        <w:t>faithfulness 为 0.69，表明生成的回答整体忠于检索上下文、无编造；answer_relevancy 为 0.62，随查询难度上升（同义改写、跨语言、多主题干扰等难例）而有所下降，符合预期；context_precision（0.79）与 context_recall（0.84）表明检索上下文具备良好的覆盖与排序质量，且在不同难度样本上呈现合理区分度。</w:t>
       </w:r>
     </w:p>
     <w:p>
@@ -10426,7 +11335,7 @@
           <w:color w:val="000000"/>
           <w:sz w:val="28"/>
         </w:rPr>
-        <w:t>7.6 多轮对话与指代消解测试</w:t>
+        <w:t>7.7 多轮对话与指代消解测试</w:t>
       </w:r>
     </w:p>
     <w:p>
@@ -10459,7 +11368,7 @@
           <w:color w:val="000000"/>
           <w:sz w:val="28"/>
         </w:rPr>
-        <w:t>7.7 系统演示</w:t>
+        <w:t>7.8 系统演示</w:t>
       </w:r>
     </w:p>
     <w:p>
@@ -10764,7 +11673,7 @@
           <w:color w:val="000000"/>
           <w:sz w:val="28"/>
         </w:rPr>
-        <w:t>7.8 测试结论</w:t>
+        <w:t>7.9 测试结论</w:t>
       </w:r>
     </w:p>
     <w:p>
@@ -10780,7 +11689,7 @@
           <w:color w:val="000000"/>
           <w:sz w:val="24"/>
         </w:rPr>
-        <w:t>综合功能测试与评测结果，系统各功能模块运行正常，端到端流程通畅；四组消融实验验证了混合检索与 Reranker 精排的贡献，完整管线在 top-1 命中率（76.36%）、MRR（0.8026）与 nDCG@5（0.8150）上均达最优；jieba 分词在保持命中率基本持平的同时将 BM25 索引缩减约 34%；RAGAS 评测表明生成回答的忠实度与相关性良好；Agentic 多步检索能够正确完成子查询分解、Critic 迭代与指代消解。系统达到预期设计目标。</w:t>
+        <w:t>综合功能测试与评测结果，系统各功能模块运行正常，端到端流程通畅；四组消融实验验证了混合检索与 Reranker 精排的贡献，完整管线在 top-1 命中率（74.55%）、MRR（0.7889）与 nDCG@5（0.8026）上均达最优，查询改写进一步将复杂查询 top-1 提升至 71.21%；jieba 分词在保持命中率基本持平的同时将 BM25 索引缩减约 34%，BM25 索引支持增量更新；RAGAS 评测表明生成回答的忠实度与相关性良好；检索性能基准定位了 Reranker 精排的延迟瓶颈，为后续 GPU 加速提供依据。Agentic 多步检索能够正确完成子查询分解、Critic 迭代与指代消解。系统达到预期设计目标。</w:t>
       </w:r>
     </w:p>
     <w:p>
@@ -10835,7 +11744,7 @@
           <w:color w:val="000000"/>
           <w:sz w:val="24"/>
         </w:rPr>
-        <w:t>本文围绕企业知识管理与智能检索的实际需求，设计并实现了一套基于 Agentic RAG 的企业智能搜索与自动调研系统，完成了以下工作：构建了文档入库全链路，支持多格式解析、多策略分片与向量化入库；实现了 BM25 + 向量 + RRF + Reranker 的混合检索；基于 LangGraph 实现了 Planner—Retrieval—Critic—Synthesizer 四智能体的多步检索编排与防死循环保护；实现了多轮对话与指代消解、SSE 流式回答、引用溯源与反馈闭环；实现了自动调研报告生成与 PDF 导出；搭建了运营看板；并建立了检索评测体系，验证了 Reranker 精排对检索质量的显著提升。</w:t>
+        <w:t>本文围绕企业知识管理与智能检索的实际需求，设计并实现了一套基于 Agentic RAG 的企业智能搜索与自动调研系统，完成了以下工作：构建了文档入库全链路，支持多格式解析、多策略分片与向量化入库；实现了 BM25 + 向量 + RRF + Reranker 的混合检索；基于 LangGraph 实现了 Planner—Retrieval—Critic—Synthesizer 四智能体的多步检索编排与防死循环保护；实现了多轮对话与指代消解、SSE 流式回答、引用溯源与反馈闭环；实现了自动调研报告生成与 PDF 导出；搭建了运营看板；并建立了检索评测体系，验证了 Reranker 精排对检索质量的显著提升；引入 LLM 查询改写与 HyDE 检索增强，实现了 BM25 索引增量更新与检索性能基准。</w:t>
       </w:r>
     </w:p>
     <w:p>
@@ -10868,7 +11777,7 @@
           <w:color w:val="000000"/>
           <w:sz w:val="24"/>
         </w:rPr>
-        <w:t>系统仍存在以下不足：（1）BM25 索引仍为内存结构，大规模数据下内存占用与重建开销较大，未实现真正的增量更新；（2）Embedding 与 Reranker 在 CPU 上推理，大批量入库与高并发下吞吐受限；（3）评测语料为程序化生成的合成企业文档，虽覆盖多主题、多难度，但与真实企业文档分布仍有差异；（4）RAGAS 评测样本规模有限（22 条），且为合成语料，端到端生成质量的评估仍有待更大规模真实数据的验证。</w:t>
+        <w:t>系统仍存在以下不足：（1）BM25 倒排索引虽已支持增量更新，但仍为进程内存结构，重启后需重建，未持久化到 PostgreSQL tsvector 等外部索引；（2）Embedding 与 Reranker 在 CPU 上推理，Reranker 精排带来显著延迟（单次约 1.4 秒），大批量入库与高并发下吞吐受限；（3）评测语料以程序化合成的企业文档为主，真实公开文档占比较小，与真实企业知识库分布仍有差异；（4）RAGAS 评测样本规模仍有限（44 条），端到端生成质量的评估仍有待更大规模真实数据的验证。</w:t>
       </w:r>
     </w:p>
     <w:p>
@@ -10901,7 +11810,7 @@
           <w:color w:val="000000"/>
           <w:sz w:val="24"/>
         </w:rPr>
-        <w:t>后续工作可从以下方向展开：引入 PostgreSQL tsvector 或 Elasticsearch 等持久化索引实现 BM25 增量更新，进一步降低大规模数据下的内存与重建开销；支持 GPU 推理与模型服务化部署以提升吞吐；扩充真实企业文档评测语料与 RAGAS 难例样本，使生成质量评测更具区分度；探索多路召回、查询改写、HyDE 等进阶检索策略，进一步提升复杂问题的回答质量。</w:t>
+        <w:t>后续工作可从以下方向展开：将 BM25 倒排索引持久化到 PostgreSQL tsvector 或 Elasticsearch，避免重启重建并支撑更大规模数据；支持 GPU 推理与模型服务化部署，缓解 Reranker 精排带来的延迟瓶颈；扩充更大规模的真实企业文档评测语料与 RAGAS 样本，使评测更贴近生产环境；探索更多进阶检索策略以进一步提升复杂问题的回答质量。</w:t>
       </w:r>
     </w:p>
     <w:p>

--- a/report/专业综合工程实践设计报告.docx
+++ b/report/专业综合工程实践设计报告.docx
@@ -3169,7 +3169,7 @@
           <w:color w:val="000000"/>
           <w:sz w:val="24"/>
         </w:rPr>
-        <w:t>单次检索端到端延迟（Reranker OFF）P50 = 51.6ms；开启 Reranker 后 P50 = 1362.92ms，其中 Reranker 占比约 90%（已通过超时降级 + Top-K 截断优化降至 ≤ 900ms）。并发吞吐：单并发 0.52 qps，4 并发 0.76 qps，8 并发 0.80 qps。BM25 倒排索引全量重建 402 chunks 用时 52.93ms，增量更新单 chunk 7.54ms（200 chunks 0.37ms）。</w:t>
+        <w:t>单次检索端到端延迟（Reranker OFF）P50 = 51.36ms；开启 Reranker 后 P50 = 1486.59ms、P99 = 1631.62ms，Reranker 为绝对瓶颈（占比约 97%）。通过 asyncio.wait_for 超时降级（1.5s 硬超时），P99 长尾较优化前的 3130.82ms 压缩到 1631.62ms（降幅约 48%），避免偶发慢查询拖垮体验；Top-K 截断（rerank_top_k=30）则保证候选增多时精排耗时可控。并发吞吐：单并发 0.33 qps，4 并发 2.03 qps，8 并发 3.51 qps（CrossEncoder 经线程池并行）。BM25 倒排索引全量重建 402 chunks 用时 838.61ms，增量新增 49 chunks 111.73ms、增量删除 2.85ms。</w:t>
       </w:r>
     </w:p>
     <w:p>
@@ -3201,7 +3201,7 @@
           <w:color w:val="000000"/>
           <w:sz w:val="24"/>
         </w:rPr>
-        <w:t>功能测试与端到端测试全部通过。检索层面，完整管线显著优于任一单路检索（top-1 +3.64pt vs BM25-only），查询改写对复杂问题有明显增益（+9.09pt）。生成质量层面，RAGAS 四指标均在 0.6 以上，context_recall 达到 0.84 表明检索覆盖度良好。性能层面，单次检索 P50 延迟可接受，并发吞吐满足中小规模企业知识库需求。pytest 单元与集成测试 65 passed。</w:t>
+        <w:t>功能测试与端到端测试全部通过。检索层面，完整管线显著优于任一单路检索（top-1 +3.64pt vs BM25-only），查询改写对复杂问题有明显增益（+9.09pt）。生成质量层面，RAGAS 四指标均在 0.6 以上，context_recall 达到 0.84 表明检索覆盖度良好。性能层面，单次检索 P50 延迟可接受，并发吞吐满足中小规模企业知识库需求。pytest 单元与集成测试 92 passed。</w:t>
       </w:r>
     </w:p>
     <w:p>
@@ -3255,7 +3255,7 @@
           <w:color w:val="000000"/>
           <w:sz w:val="24"/>
         </w:rPr>
-        <w:t>系统仍存在以下不足：（1）BM25 倒排索引虽已支持跨进程持久化，但单实例重启时仍需从数据库反序列化；（2）Embedding 与 Reranker 在 CPU 上推理，虽已通过工程优化降低延迟，但大批量入库与高并发下吞吐仍受限；（3）评测语料以程序化合成的企业文档为主，真实公开文档占比较小；（4）RAGAS 评测样本规模仍有限。</w:t>
+        <w:t>系统仍存在以下不足：（1）BM25 倒排索引虽已支持跨进程持久化，但单实例重启时仍需从数据库反序列化；（2）Embedding 与 Reranker 在 CPU 上推理，Reranker 精排 P50 约 1.49s 仍为主要瓶颈，已通过超时降级（P99 从 3.13s 压缩到 1.63s）与 Top-K 截断缓解长尾，但大批量入库与高并发下吞吐仍受限；（3）评测语料以程序化合成的企业文档为主，真实公开文档占比较小；（4）RAGAS 评测样本规模仍有限。</w:t>
       </w:r>
     </w:p>
     <w:p>
